--- a/docs/SRS.docx
+++ b/docs/SRS.docx
@@ -1516,7 +1516,7 @@
           <w:sz w:val="24"/>
           <w:szCs w:val="24"/>
         </w:rPr>
-        <w:t xml:space="preserve">The proposed system creates a virtual replica (digital twin) of a small-scale smart factory production line. Sensor data from machines, such as temperature, vibration, current, and conveyor speed, is acquired by embedded nodes (ESP32/Arduino, simulated in Proteus and/or built on hardware), transmitted to a cloud/edge platform, and used to continuously update the twin. AI/ML models running on the twin perform anomaly detection, predictive maintenance, and what-if simulation, and results are presented through a real-time dashboard with alerts.</w:t>
+        <w:t xml:space="preserve">The proposed system creates a virtual replica (digital twin) of a small-scale smart factory production line. Sensor data from machines, such as temperature, vibration, current, and conveyor speed, is acquired by embedded nodes (an ESP32, which generates simulated telemetry in the current prototype), transmitted to a cloud/edge platform, and used to continuously update the twin. AI/ML models running on the twin perform anomaly detection, predictive maintenance, and what-if simulation, and results are presented through a real-time dashboard with alerts. In the current prototype no physical sensors are connected, and the requirements marked Future work in this document are not implemented.</w:t>
       </w:r>
     </w:p>
     <w:p>
@@ -2527,7 +2527,7 @@
           <w:sz w:val="24"/>
           <w:szCs w:val="24"/>
         </w:rPr>
-        <w:t xml:space="preserve">Scikit-learn and TensorFlow/Keras documentation.</w:t>
+        <w:t xml:space="preserve">PyTorch, Flask, InfluxDB, Grafana and EMQX documentation.</w:t>
       </w:r>
     </w:p>
     <w:p>
@@ -2588,7 +2588,7 @@
           <w:sz w:val="24"/>
           <w:szCs w:val="24"/>
         </w:rPr>
-        <w:t xml:space="preserve">Traditional factories rely on periodic inspection and reactive maintenance, which causes unplanned downtime and quality loss. This project is a self-contained system that fits into the Industry 4.0 paradigm. It combines embedded sensing (ECE domain), communication networks, cloud services, and AI analytics to form a closed loop between the physical process and its digital counterpart.</w:t>
+        <w:t xml:space="preserve">Traditional factories rely on periodic inspection and reactive maintenance, which causes unplanned downtime and quality loss. This project is a self-contained system that fits into the Industry 4.0 paradigm. It combines an embedded node (ESP32, ECE domain), communication networks, cloud services, and AI analytics. In this version the physical process is simulated, so the loop with a real machine is not yet closed.</w:t>
       </w:r>
     </w:p>
     <w:p>
@@ -3316,7 +3316,7 @@
           <w:sz w:val="24"/>
           <w:szCs w:val="24"/>
         </w:rPr>
-        <w:t xml:space="preserve">Edge layer: ESP32 / Arduino Uno nodes with sensors (real hardware or Proteus simulation).</w:t>
+        <w:t xml:space="preserve">Edge layer: an ESP32 node that generates simulated telemetry in this version (no physical sensors connected).</w:t>
       </w:r>
     </w:p>
     <w:p>
@@ -3335,7 +3335,7 @@
           <w:sz w:val="24"/>
           <w:szCs w:val="24"/>
         </w:rPr>
-        <w:t xml:space="preserve">Communication: Wi-Fi with MQTT/HTTP, and UART/serial for gateway nodes.</w:t>
+        <w:t xml:space="preserve">Communication: Wi-Fi with MQTT over TLS and HTTP.</w:t>
       </w:r>
     </w:p>
     <w:p>
@@ -3354,7 +3354,7 @@
           <w:sz w:val="24"/>
           <w:szCs w:val="24"/>
         </w:rPr>
-        <w:t xml:space="preserve">Server/cloud: Python-based backend on a laptop, local server, or cloud (Firebase / ThingSpeak / MQTT broker).</w:t>
+        <w:t xml:space="preserve">Server/cloud: Python (Flask) receiver, EMQX Cloud (MQTT broker), InfluxDB Cloud and Grafana Cloud.</w:t>
       </w:r>
     </w:p>
     <w:p>
@@ -3422,7 +3422,7 @@
           <w:sz w:val="24"/>
           <w:szCs w:val="24"/>
         </w:rPr>
-        <w:t xml:space="preserve">Hardware behaviour may be simulated in Proteus where physical equipment is unavailable.</w:t>
+        <w:t xml:space="preserve">Hardware behaviour may be simulated in the ESP32 firmware where physical equipment is unavailable.</w:t>
       </w:r>
     </w:p>
     <w:p>
@@ -3547,7 +3547,7 @@
           <w:sz w:val="24"/>
           <w:szCs w:val="24"/>
         </w:rPr>
-        <w:t xml:space="preserve">Third-party services (MQTT broker, Firebase, ThingSpeak) remain accessible.</w:t>
+        <w:t xml:space="preserve">Third-party services (EMQX Cloud, InfluxDB Cloud, Grafana Cloud) remain accessible.</w:t>
       </w:r>
     </w:p>
     <w:p>
@@ -3741,7 +3741,7 @@
                 <w:sz w:val="21"/>
                 <w:szCs w:val="21"/>
               </w:rPr>
-              <w:t xml:space="preserve">Motors, conveyor, machines, process variables</w:t>
+              <w:t xml:space="preserve">Motors, conveyor, machines, process variables (simulated in this version)</w:t>
             </w:r>
           </w:p>
         </w:tc>
@@ -3827,7 +3827,7 @@
                 <w:sz w:val="21"/>
                 <w:szCs w:val="21"/>
               </w:rPr>
-              <w:t xml:space="preserve">Temperature, vibration, current, proximity, and speed sensors; ESP32/Arduino nodes</w:t>
+              <w:t xml:space="preserve">ESP32 node generating simulated telemetry (no physical sensors)</w:t>
             </w:r>
           </w:p>
         </w:tc>
@@ -3854,7 +3854,7 @@
                 <w:sz w:val="21"/>
                 <w:szCs w:val="21"/>
               </w:rPr>
-              <w:t xml:space="preserve">Acquire, filter, and time-stamp data</w:t>
+              <w:t xml:space="preserve">Generate and publish telemetry</w:t>
             </w:r>
           </w:p>
         </w:tc>
@@ -3913,7 +3913,7 @@
                 <w:sz w:val="21"/>
                 <w:szCs w:val="21"/>
               </w:rPr>
-              <w:t xml:space="preserve">Wi-Fi, MQTT/HTTP, UART gateway</w:t>
+              <w:t xml:space="preserve">Wi-Fi, MQTT over TLS (EMQX Cloud), HTTP</w:t>
             </w:r>
           </w:p>
         </w:tc>
@@ -3999,7 +3999,7 @@
                 <w:sz w:val="21"/>
                 <w:szCs w:val="21"/>
               </w:rPr>
-              <w:t xml:space="preserve">Time-series database, cloud storage (Firebase / ThingSpeak / SQL)</w:t>
+              <w:t xml:space="preserve">InfluxDB Cloud time-series database</w:t>
             </w:r>
           </w:p>
         </w:tc>
@@ -4085,7 +4085,7 @@
                 <w:sz w:val="21"/>
                 <w:szCs w:val="21"/>
               </w:rPr>
-              <w:t xml:space="preserve">Machine models, state estimator, anomaly detector, PdM model, simulator</w:t>
+              <w:t xml:space="preserve">PyTorch anomaly classifier (prototype); other components are future work</w:t>
             </w:r>
           </w:p>
         </w:tc>
@@ -4171,7 +4171,7 @@
                 <w:sz w:val="21"/>
                 <w:szCs w:val="21"/>
               </w:rPr>
-              <w:t xml:space="preserve">Web dashboard, alert service, report generator, REST API</w:t>
+              <w:t xml:space="preserve">Grafana Cloud dashboard (alerts, reports and REST API are future work)</w:t>
             </w:r>
           </w:p>
         </w:tc>
@@ -4275,7 +4275,7 @@
           <w:sz w:val="24"/>
           <w:szCs w:val="24"/>
         </w:rPr>
-        <w:t xml:space="preserve">Data flow: Sensors → Edge node → MQTT/HTTP → Cloud/Server → Digital Twin model → AI analytics → Dashboard and alerts. Optional feedback (operator commands or recommended set-points) flows in the reverse direction.</w:t>
+        <w:t xml:space="preserve">Data flow: Simulated telemetry (ESP32) → MQTT (EMQX Cloud) → Flask receiver → InfluxDB Cloud → AI worker → Grafana dashboard. Feedback to the device (operator commands or set-points) is future work.</w:t>
       </w:r>
     </w:p>
     <w:p>
@@ -4301,6 +4301,20 @@
           <w:szCs w:val="24"/>
         </w:rPr>
         <w:t xml:space="preserve">Priority levels: H = High (must have), M = Medium (should have), L = Low (nice to have).</w:t>
+      </w:r>
+    </w:p>
+    <w:p>
+      <w:pPr>
+        <w:spacing w:after="120" w:before="0" w:line="300"/>
+        <w:jc w:val="both"/>
+      </w:pPr>
+      <w:r>
+        <w:rPr>
+          <w:rFonts w:ascii="Times New Roman" w:cs="Times New Roman" w:eastAsia="Times New Roman" w:hAnsi="Times New Roman"/>
+          <w:sz w:val="24"/>
+          <w:szCs w:val="24"/>
+        </w:rPr>
+        <w:t xml:space="preserve">Implementation status: each requirement in Sections 4 and 6 ends with a status label. [Implemented] means it works in the current prototype, [Partial] means it is only partly implemented or has not been measured, and [Future work] means it is a target for a later version and is not part of the demonstrated prototype. Use cases in Section 8 that depend on Future work requirements are also future work. All telemetry is simulated by the ESP32 firmware; no physical sensors are connected.</w:t>
       </w:r>
     </w:p>
     <w:p>
@@ -4538,7 +4552,7 @@
                 <w:sz w:val="21"/>
                 <w:szCs w:val="21"/>
               </w:rPr>
-              <w:t xml:space="preserve">The system shall read temperature, vibration, current/power, and speed values from each machine node at a configurable interval.</w:t>
+              <w:t xml:space="preserve">The system shall read temperature, vibration, current/power, and speed values from each machine node at a configurable interval. [Partial: seven simulated values are generated by the ESP32 every 3 s; no physical sensors; interval is fixed in firmware]</w:t>
             </w:r>
           </w:p>
         </w:tc>
@@ -4651,7 +4665,7 @@
                 <w:sz w:val="21"/>
                 <w:szCs w:val="21"/>
               </w:rPr>
-              <w:t xml:space="preserve">The edge node shall filter noise (e.g., moving average) and validate readings against physical limits.</w:t>
+              <w:t xml:space="preserve">The edge node shall filter noise (e.g., moving average) and validate readings against physical limits. [Future work]</w:t>
             </w:r>
           </w:p>
         </w:tc>
@@ -4764,7 +4778,7 @@
                 <w:sz w:val="21"/>
                 <w:szCs w:val="21"/>
               </w:rPr>
-              <w:t xml:space="preserve">Each reading shall carry a timestamp and a unique device and machine ID.</w:t>
+              <w:t xml:space="preserve">Each reading shall carry a timestamp and a unique device and machine ID. [Partial: machine tag machine1; timestamp is assigned when the data is written to InfluxDB]</w:t>
             </w:r>
           </w:p>
         </w:tc>
@@ -4877,7 +4891,7 @@
                 <w:sz w:val="21"/>
                 <w:szCs w:val="21"/>
               </w:rPr>
-              <w:t xml:space="preserve">The node shall buffer data locally when the network is down and upload it when connectivity returns.</w:t>
+              <w:t xml:space="preserve">The node shall buffer data locally when the network is down and upload it when connectivity returns. [Future work]</w:t>
             </w:r>
           </w:p>
         </w:tc>
@@ -5145,7 +5159,7 @@
                 <w:sz w:val="21"/>
                 <w:szCs w:val="21"/>
               </w:rPr>
-              <w:t xml:space="preserve">Nodes shall publish data to the broker/cloud using MQTT or HTTP in a defined JSON format.</w:t>
+              <w:t xml:space="preserve">Nodes shall publish data to the broker/cloud using MQTT or HTTP in a defined JSON format. [Implemented: MQTT over TLS, one topic per parameter with a numeric payload; the broker forwards topic and payload to the receiver as JSON]</w:t>
             </w:r>
           </w:p>
         </w:tc>
@@ -5258,7 +5272,7 @@
                 <w:sz w:val="21"/>
                 <w:szCs w:val="21"/>
               </w:rPr>
-              <w:t xml:space="preserve">The system shall support a UART-based sensor node to gateway node link before forwarding to the cloud.</w:t>
+              <w:t xml:space="preserve">The system shall support a UART-based sensor node to gateway node link before forwarding to the cloud. [Future work]</w:t>
             </w:r>
           </w:p>
         </w:tc>
@@ -5371,7 +5385,7 @@
                 <w:sz w:val="21"/>
                 <w:szCs w:val="21"/>
               </w:rPr>
-              <w:t xml:space="preserve">The ingestion service shall reject malformed or out-of-range packets and log the error.</w:t>
+              <w:t xml:space="preserve">The ingestion service shall reject malformed or out-of-range packets and log the error. [Partial: malformed or non-numeric packets are rejected; no physical range check]</w:t>
             </w:r>
           </w:p>
         </w:tc>
@@ -5484,7 +5498,7 @@
                 <w:sz w:val="21"/>
                 <w:szCs w:val="21"/>
               </w:rPr>
-              <w:t xml:space="preserve">The system shall allow authorized users to send configuration commands (e.g., sampling rate) to nodes.</w:t>
+              <w:t xml:space="preserve">The system shall allow authorized users to send configuration commands (e.g., sampling rate) to nodes. [Future work]</w:t>
             </w:r>
           </w:p>
         </w:tc>
@@ -5752,7 +5766,7 @@
                 <w:sz w:val="21"/>
                 <w:szCs w:val="21"/>
               </w:rPr>
-              <w:t xml:space="preserve">The system shall create a digital twin object for every registered machine, storing its properties and current state.</w:t>
+              <w:t xml:space="preserve">The system shall create a digital twin object for every registered machine, storing its properties and current state. [Future work: machine1 is represented only by its stored time-series data]</w:t>
             </w:r>
           </w:p>
         </w:tc>
@@ -5865,7 +5879,7 @@
                 <w:sz w:val="21"/>
                 <w:szCs w:val="21"/>
               </w:rPr>
-              <w:t xml:space="preserve">The twin state shall be updated from incoming telemetry within 5 seconds of receipt.</w:t>
+              <w:t xml:space="preserve">The twin state shall be updated from incoming telemetry within 5 seconds of receipt. [Partial: not measured]</w:t>
             </w:r>
           </w:p>
         </w:tc>
@@ -5978,7 +5992,7 @@
                 <w:sz w:val="21"/>
                 <w:szCs w:val="21"/>
               </w:rPr>
-              <w:t xml:space="preserve">The system shall model the production line as connected machines and show material flow and dependencies.</w:t>
+              <w:t xml:space="preserve">The system shall model the production line as connected machines and show material flow and dependencies. [Future work: one simulated machine only]</w:t>
             </w:r>
           </w:p>
         </w:tc>
@@ -6091,7 +6105,7 @@
                 <w:sz w:val="21"/>
                 <w:szCs w:val="21"/>
               </w:rPr>
-              <w:t xml:space="preserve">The system shall compute a health score (0 to 100) for each machine from its sensor data.</w:t>
+              <w:t xml:space="preserve">The system shall compute a health score (0 to 100) for each machine from its sensor data. [Future work: the prototype outputs a model score and NORMAL/WARNING/FAULT status instead]</w:t>
             </w:r>
           </w:p>
         </w:tc>
@@ -6204,7 +6218,7 @@
                 <w:sz w:val="21"/>
                 <w:szCs w:val="21"/>
               </w:rPr>
-              <w:t xml:space="preserve">The system shall preserve historical twin states for replay and analysis.</w:t>
+              <w:t xml:space="preserve">The system shall preserve historical twin states for replay and analysis. [Partial: telemetry and AI output are retained in InfluxDB; no replay feature]</w:t>
             </w:r>
           </w:p>
         </w:tc>
@@ -6472,7 +6486,7 @@
                 <w:sz w:val="21"/>
                 <w:szCs w:val="21"/>
               </w:rPr>
-              <w:t xml:space="preserve">The system shall detect abnormal behaviour in real time using an ML model (e.g., Isolation Forest or Autoencoder).</w:t>
+              <w:t xml:space="preserve">The system shall detect abnormal behaviour in real time using an ML model (e.g., Isolation Forest or Autoencoder). [Partial: small PyTorch classifier trained on a very small hard-coded dataset; not independently validated or calibrated]</w:t>
             </w:r>
           </w:p>
         </w:tc>
@@ -6585,7 +6599,7 @@
                 <w:sz w:val="21"/>
                 <w:szCs w:val="21"/>
               </w:rPr>
-              <w:t xml:space="preserve">The system shall predict probable failures or estimate RUL using a trained model (e.g., Random Forest or LSTM).</w:t>
+              <w:t xml:space="preserve">The system shall predict probable failures or estimate RUL using a trained model (e.g., Random Forest or LSTM). [Future work]</w:t>
             </w:r>
           </w:p>
         </w:tc>
@@ -6698,7 +6712,7 @@
                 <w:sz w:val="21"/>
                 <w:szCs w:val="21"/>
               </w:rPr>
-              <w:t xml:space="preserve">The user shall be able to change parameters (load, speed, ambient temperature) and view simulated twin response without affecting the physical system.</w:t>
+              <w:t xml:space="preserve">The user shall be able to change parameters (load, speed, ambient temperature) and view simulated twin response without affecting the physical system. [Future work]</w:t>
             </w:r>
           </w:p>
         </w:tc>
@@ -6811,7 +6825,7 @@
                 <w:sz w:val="21"/>
                 <w:szCs w:val="21"/>
               </w:rPr>
-              <w:t xml:space="preserve">The system shall support retraining/updating models from stored historical data.</w:t>
+              <w:t xml:space="preserve">The system shall support retraining/updating models from stored historical data. [Future work: the current model is trained from hard-coded examples at start-up]</w:t>
             </w:r>
           </w:p>
         </w:tc>
@@ -6924,7 +6938,7 @@
                 <w:sz w:val="21"/>
                 <w:szCs w:val="21"/>
               </w:rPr>
-              <w:t xml:space="preserve">The system shall compute KPIs such as uptime, downtime, throughput, and OEE.</w:t>
+              <w:t xml:space="preserve">The system shall compute KPIs such as uptime, downtime, throughput, and OEE. [Future work]</w:t>
             </w:r>
           </w:p>
         </w:tc>
@@ -7192,7 +7206,7 @@
                 <w:sz w:val="21"/>
                 <w:szCs w:val="21"/>
               </w:rPr>
-              <w:t xml:space="preserve">The dashboard shall show real-time values, trends, and machine status (Normal / Warning / Critical).</w:t>
+              <w:t xml:space="preserve">The dashboard shall show real-time values, trends, and machine status (Normal / Warning / Critical). [Implemented in Grafana: real-time values, trends and NORMAL / WARNING / FAULT status]</w:t>
             </w:r>
           </w:p>
         </w:tc>
@@ -7305,7 +7319,7 @@
                 <w:sz w:val="21"/>
                 <w:szCs w:val="21"/>
               </w:rPr>
-              <w:t xml:space="preserve">The dashboard shall provide a graphical or schematic view of the factory line reflecting the live twin state.</w:t>
+              <w:t xml:space="preserve">The dashboard shall provide a graphical or schematic view of the factory line reflecting the live twin state. [Future work]</w:t>
             </w:r>
           </w:p>
         </w:tc>
@@ -7418,7 +7432,7 @@
                 <w:sz w:val="21"/>
                 <w:szCs w:val="21"/>
               </w:rPr>
-              <w:t xml:space="preserve">The system shall raise alerts on the dashboard and by email/SMS/notification when thresholds are breached or anomalies are detected.</w:t>
+              <w:t xml:space="preserve">The system shall raise alerts on the dashboard and by email/SMS/notification when thresholds are breached or anomalies are detected. [Future work]</w:t>
             </w:r>
           </w:p>
         </w:tc>
@@ -7531,7 +7545,7 @@
                 <w:sz w:val="21"/>
                 <w:szCs w:val="21"/>
               </w:rPr>
-              <w:t xml:space="preserve">Users shall be able to view charts for a selected machine and time range.</w:t>
+              <w:t xml:space="preserve">Users shall be able to view charts for a selected machine and time range. [Partial: available through the Grafana time-range selector]</w:t>
             </w:r>
           </w:p>
         </w:tc>
@@ -7644,7 +7658,7 @@
                 <w:sz w:val="21"/>
                 <w:szCs w:val="21"/>
               </w:rPr>
-              <w:t xml:space="preserve">The system shall export reports (PDF/CSV) of events, KPIs, and maintenance recommendations.</w:t>
+              <w:t xml:space="preserve">The system shall export reports (PDF/CSV) of events, KPIs, and maintenance recommendations. [Future work]</w:t>
             </w:r>
           </w:p>
         </w:tc>
@@ -7912,7 +7926,7 @@
                 <w:sz w:val="21"/>
                 <w:szCs w:val="21"/>
               </w:rPr>
-              <w:t xml:space="preserve">Users shall log in with a username and password before accessing the system.</w:t>
+              <w:t xml:space="preserve">Users shall log in with a username and password before accessing the system. [Future work: access relies on the Grafana and InfluxDB accounts only]</w:t>
             </w:r>
           </w:p>
         </w:tc>
@@ -8025,7 +8039,7 @@
                 <w:sz w:val="21"/>
                 <w:szCs w:val="21"/>
               </w:rPr>
-              <w:t xml:space="preserve">The system shall restrict functions according to user roles (Operator, Engineer, Manager, Admin).</w:t>
+              <w:t xml:space="preserve">The system shall restrict functions according to user roles (Operator, Engineer, Manager, Admin). [Future work]</w:t>
             </w:r>
           </w:p>
         </w:tc>
@@ -8138,7 +8152,7 @@
                 <w:sz w:val="21"/>
                 <w:szCs w:val="21"/>
               </w:rPr>
-              <w:t xml:space="preserve">The administrator shall add, edit, and remove machines and devices.</w:t>
+              <w:t xml:space="preserve">The administrator shall add, edit, and remove machines and devices. [Future work]</w:t>
             </w:r>
           </w:p>
         </w:tc>
@@ -8251,7 +8265,7 @@
                 <w:sz w:val="21"/>
                 <w:szCs w:val="21"/>
               </w:rPr>
-              <w:t xml:space="preserve">The system shall log data events, alerts, user actions, and errors.</w:t>
+              <w:t xml:space="preserve">The system shall log data events, alerts, user actions, and errors. [Partial: ESP32 Serial Monitor output only]</w:t>
             </w:r>
           </w:p>
         </w:tc>
@@ -8509,7 +8523,7 @@
                 <w:sz w:val="21"/>
                 <w:szCs w:val="21"/>
               </w:rPr>
-              <w:t xml:space="preserve">ESP32 / Arduino Uno with ADC, GPIO, UART, I2C, and Wi-Fi (ESP32)</w:t>
+              <w:t xml:space="preserve">ESP32 with Wi-Fi (used in this version); Arduino Uno is not used</w:t>
             </w:r>
           </w:p>
         </w:tc>
@@ -8568,7 +8582,7 @@
                 <w:sz w:val="21"/>
                 <w:szCs w:val="21"/>
               </w:rPr>
-              <w:t xml:space="preserve">Temperature (e.g., LM35/DHT/DS18B20), vibration (e.g., MPU6050/SW-420), current (ACS712), proximity/speed (IR/encoder)</w:t>
+              <w:t xml:space="preserve">None connected in this version. Planned: BME680 (temperature, humidity, pressure); other sensors to be selected</w:t>
             </w:r>
           </w:p>
         </w:tc>
@@ -8627,7 +8641,7 @@
                 <w:sz w:val="21"/>
                 <w:szCs w:val="21"/>
               </w:rPr>
-              <w:t xml:space="preserve">Relay, buzzer, LEDs, LCD, and servo/DC motor for demonstration</w:t>
+              <w:t xml:space="preserve">None in this version</w:t>
             </w:r>
           </w:p>
         </w:tc>
@@ -8686,7 +8700,7 @@
                 <w:sz w:val="21"/>
                 <w:szCs w:val="21"/>
               </w:rPr>
-              <w:t xml:space="preserve">Proteus Design Suite virtual models of the above components</w:t>
+              <w:t xml:space="preserve">Machine behaviour is simulated in the ESP32 firmware</w:t>
             </w:r>
           </w:p>
         </w:tc>
@@ -8719,7 +8733,7 @@
           <w:sz w:val="24"/>
           <w:szCs w:val="24"/>
         </w:rPr>
-        <w:t xml:space="preserve">MQTT broker (e.g., Mosquitto or a public/cloud broker).</w:t>
+        <w:t xml:space="preserve">MQTT broker: EMQX Cloud.</w:t>
       </w:r>
     </w:p>
     <w:p>
@@ -8738,7 +8752,7 @@
           <w:sz w:val="24"/>
           <w:szCs w:val="24"/>
         </w:rPr>
-        <w:t xml:space="preserve">Cloud services: Firebase Realtime Database / Firestore and ThingSpeak channels.</w:t>
+        <w:t xml:space="preserve">Cloud services: InfluxDB Cloud (bucket Smart_factory) and Grafana Cloud.</w:t>
       </w:r>
     </w:p>
     <w:p>
@@ -8757,7 +8771,7 @@
           <w:sz w:val="24"/>
           <w:szCs w:val="24"/>
         </w:rPr>
-        <w:t xml:space="preserve">Python libraries: NumPy, Pandas, Scikit-learn, TensorFlow/Keras, Flask/FastAPI, Paho-MQTT.</w:t>
+        <w:t xml:space="preserve">Python libraries: Flask, requests, influxdb-client, python-dotenv and PyTorch (see requirements.txt); the ESP32 firmware uses the PubSubClient library.</w:t>
       </w:r>
     </w:p>
     <w:p>
@@ -8776,7 +8790,7 @@
           <w:sz w:val="24"/>
           <w:szCs w:val="24"/>
         </w:rPr>
-        <w:t xml:space="preserve">Visualization: web front end (HTML/JS with Chart.js or Plotly) or Grafana.</w:t>
+        <w:t xml:space="preserve">Visualization: Grafana Cloud.</w:t>
       </w:r>
     </w:p>
     <w:p>
@@ -8825,7 +8839,7 @@
           <w:sz w:val="24"/>
           <w:szCs w:val="24"/>
         </w:rPr>
-        <w:t xml:space="preserve">MQTT over TCP/IP (with TLS where supported) and HTTPS REST calls.</w:t>
+        <w:t xml:space="preserve">MQTT over TCP/IP with TLS (port 8883; the prototype firmware does not verify the broker certificate) and HTTP/HTTPS calls.</w:t>
       </w:r>
     </w:p>
     <w:p>
@@ -8844,7 +8858,7 @@
           <w:sz w:val="24"/>
           <w:szCs w:val="24"/>
         </w:rPr>
-        <w:t xml:space="preserve">UART serial link between sensor node and gateway node.</w:t>
+        <w:t xml:space="preserve">UART gateway link: not used in this version.</w:t>
       </w:r>
     </w:p>
     <w:p>
@@ -8863,7 +8877,7 @@
           <w:sz w:val="24"/>
           <w:szCs w:val="24"/>
         </w:rPr>
-        <w:t xml:space="preserve">JSON as the standard payload format.</w:t>
+        <w:t xml:space="preserve">MQTT payloads are plain numeric values, one topic per parameter; the broker forwards topic and payload to the receiver as JSON.</w:t>
       </w:r>
     </w:p>
     <w:p>
@@ -8877,7 +8891,7 @@
           <w:sz w:val="24"/>
           <w:szCs w:val="24"/>
         </w:rPr>
-        <w:t xml:space="preserve">Sample telemetry payload:</w:t>
+        <w:t xml:space="preserve">Sample message forwarded to the receiver (example):</w:t>
       </w:r>
     </w:p>
     <w:p>
@@ -8891,7 +8905,7 @@
           <w:sz w:val="21"/>
           <w:szCs w:val="21"/>
         </w:rPr>
-        <w:t xml:space="preserve">{ "machine_id": "M01", "ts": "2026-09-30T10:15:02Z", "temp_c": 62.4, "vibration_g": 0.31, "current_a": 4.8, "speed_rpm": 1450 }</w:t>
+        <w:t xml:space="preserve">{ "topic": "factory/machine1/temperature", "payload": "36.4" }</w:t>
       </w:r>
     </w:p>
     <w:p>
@@ -9098,7 +9112,7 @@
                 <w:sz w:val="21"/>
                 <w:szCs w:val="21"/>
               </w:rPr>
-              <w:t xml:space="preserve">End-to-end latency from sensor reading to dashboard update shall not exceed 5 seconds under normal network conditions.</w:t>
+              <w:t xml:space="preserve">End-to-end latency from sensor reading to dashboard update shall not exceed 5 seconds under normal network conditions. [Partial: publish interval is 3 s; end-to-end latency not measured]</w:t>
             </w:r>
           </w:p>
         </w:tc>
@@ -9184,7 +9198,7 @@
                 <w:sz w:val="21"/>
                 <w:szCs w:val="21"/>
               </w:rPr>
-              <w:t xml:space="preserve">The system shall support at least 10 machine nodes sending data every 2 seconds without data loss.</w:t>
+              <w:t xml:space="preserve">The system shall support at least 10 machine nodes sending data every 2 seconds without data loss. [Future work: one simulated machine only]</w:t>
             </w:r>
           </w:p>
         </w:tc>
@@ -9270,7 +9284,7 @@
                 <w:sz w:val="21"/>
                 <w:szCs w:val="21"/>
               </w:rPr>
-              <w:t xml:space="preserve">The anomaly detection model shall achieve at least 90% recall on the test dataset, with a false-alarm rate below 10%.</w:t>
+              <w:t xml:space="preserve">The anomaly detection model shall achieve at least 90% recall on the test dataset, with a false-alarm rate below 10%. [Future work: the prototype model has not been independently validated or calibrated]</w:t>
             </w:r>
           </w:p>
         </w:tc>
@@ -9356,7 +9370,7 @@
                 <w:sz w:val="21"/>
                 <w:szCs w:val="21"/>
               </w:rPr>
-              <w:t xml:space="preserve">The system shall achieve at least 95% uptime during demonstration and testing periods.</w:t>
+              <w:t xml:space="preserve">The system shall achieve at least 95% uptime during demonstration and testing periods. [Partial: not measured]</w:t>
             </w:r>
           </w:p>
         </w:tc>
@@ -9442,7 +9456,7 @@
                 <w:sz w:val="21"/>
                 <w:szCs w:val="21"/>
               </w:rPr>
-              <w:t xml:space="preserve">Edge nodes shall recover automatically after power or network interruption.</w:t>
+              <w:t xml:space="preserve">Edge nodes shall recover automatically after power or network interruption. [Partial: firmware reconnects to Wi-Fi and MQTT; not tested]</w:t>
             </w:r>
           </w:p>
         </w:tc>
@@ -9528,7 +9542,7 @@
                 <w:sz w:val="21"/>
                 <w:szCs w:val="21"/>
               </w:rPr>
-              <w:t xml:space="preserve">Credentials shall be stored hashed, communication shall be encrypted where supported, and unauthorized access shall be blocked.</w:t>
+              <w:t xml:space="preserve">Credentials shall be stored hashed, communication shall be encrypted where supported, and unauthorized access shall be blocked. [Partial: MQTT uses TLS but the broker certificate is not verified; cloud credentials are kept in environment variables and not committed; user login is future work]</w:t>
             </w:r>
           </w:p>
         </w:tc>
@@ -9614,7 +9628,7 @@
                 <w:sz w:val="21"/>
                 <w:szCs w:val="21"/>
               </w:rPr>
-              <w:t xml:space="preserve">A new user shall be able to operate the dashboard after 15 minutes of guidance.</w:t>
+              <w:t xml:space="preserve">A new user shall be able to operate the dashboard after 15 minutes of guidance. [Partial: not evaluated]</w:t>
             </w:r>
           </w:p>
         </w:tc>
@@ -9700,7 +9714,7 @@
                 <w:sz w:val="21"/>
                 <w:szCs w:val="21"/>
               </w:rPr>
-              <w:t xml:space="preserve">The design shall allow additional machines and sensors to be added without changing the core architecture.</w:t>
+              <w:t xml:space="preserve">The design shall allow additional machines and sensors to be added without changing the core architecture. [Partial: not evaluated]</w:t>
             </w:r>
           </w:p>
         </w:tc>
@@ -9786,7 +9800,7 @@
                 <w:sz w:val="21"/>
                 <w:szCs w:val="21"/>
               </w:rPr>
-              <w:t xml:space="preserve">Code shall be modular, commented, and version-controlled (Git).</w:t>
+              <w:t xml:space="preserve">Code shall be modular, commented, and version-controlled (Git). [Implemented: source is in a Git/GitHub repository]</w:t>
             </w:r>
           </w:p>
         </w:tc>
@@ -9872,7 +9886,7 @@
                 <w:sz w:val="21"/>
                 <w:szCs w:val="21"/>
               </w:rPr>
-              <w:t xml:space="preserve">The software shall run on Windows and Linux and be accessible from any standard browser.</w:t>
+              <w:t xml:space="preserve">The software shall run on Windows and Linux and be accessible from any standard browser. [Partial: not verified on Linux]</w:t>
             </w:r>
           </w:p>
         </w:tc>
@@ -9958,7 +9972,7 @@
                 <w:sz w:val="21"/>
                 <w:szCs w:val="21"/>
               </w:rPr>
-              <w:t xml:space="preserve">The prototype shall use low-cost components and free or student-tier services.</w:t>
+              <w:t xml:space="preserve">The prototype shall use low-cost components and free or student-tier services. [Partial: cloud service plans to be confirmed]</w:t>
             </w:r>
           </w:p>
         </w:tc>
@@ -10044,7 +10058,7 @@
                 <w:sz w:val="21"/>
                 <w:szCs w:val="21"/>
               </w:rPr>
-              <w:t xml:space="preserve">The prototype shall not issue control commands that can damage equipment or endanger people.</w:t>
+              <w:t xml:space="preserve">The prototype shall not issue control commands that can damage equipment or endanger people. [Implemented: the prototype issues no control commands]</w:t>
             </w:r>
           </w:p>
         </w:tc>
@@ -11903,7 +11917,7 @@
                 <w:sz w:val="21"/>
                 <w:szCs w:val="21"/>
               </w:rPr>
-              <w:t xml:space="preserve">ESP32 DevKit, Arduino Uno</w:t>
+              <w:t xml:space="preserve">ESP32 board (Arduino Uno is not used)</w:t>
             </w:r>
           </w:p>
         </w:tc>
@@ -11962,7 +11976,7 @@
                 <w:sz w:val="21"/>
                 <w:szCs w:val="21"/>
               </w:rPr>
-              <w:t xml:space="preserve">Temperature, vibration, current, IR/speed, relay, buzzer, LCD</w:t>
+              <w:t xml:space="preserve">None connected in this version (planned: BME680)</w:t>
             </w:r>
           </w:p>
         </w:tc>
@@ -12232,7 +12246,7 @@
                 <w:sz w:val="21"/>
                 <w:szCs w:val="21"/>
               </w:rPr>
-              <w:t xml:space="preserve">Proteus Design Suite</w:t>
+              <w:t xml:space="preserve">Firmware-based telemetry simulation (no physical sensors)</w:t>
             </w:r>
           </w:p>
         </w:tc>
@@ -12291,7 +12305,7 @@
                 <w:sz w:val="21"/>
                 <w:szCs w:val="21"/>
               </w:rPr>
-              <w:t xml:space="preserve">Arduino IDE / PlatformIO</w:t>
+              <w:t xml:space="preserve">Arduino IDE</w:t>
             </w:r>
           </w:p>
         </w:tc>
@@ -12350,7 +12364,7 @@
                 <w:sz w:val="21"/>
                 <w:szCs w:val="21"/>
               </w:rPr>
-              <w:t xml:space="preserve">Python 3.10+, C/C++ (Arduino), JavaScript</w:t>
+              <w:t xml:space="preserve">Python 3.10+, C/C++ (Arduino)</w:t>
             </w:r>
           </w:p>
         </w:tc>
@@ -12409,7 +12423,7 @@
                 <w:sz w:val="21"/>
                 <w:szCs w:val="21"/>
               </w:rPr>
-              <w:t xml:space="preserve">Scikit-learn, TensorFlow/Keras, Pandas, NumPy</w:t>
+              <w:t xml:space="preserve">PyTorch</w:t>
             </w:r>
           </w:p>
         </w:tc>
@@ -12468,7 +12482,7 @@
                 <w:sz w:val="21"/>
                 <w:szCs w:val="21"/>
               </w:rPr>
-              <w:t xml:space="preserve">Flask/FastAPI, MQTT broker, Firebase, ThingSpeak</w:t>
+              <w:t xml:space="preserve">Flask, EMQX Cloud (MQTT), InfluxDB Cloud, Grafana Cloud</w:t>
             </w:r>
           </w:p>
         </w:tc>
@@ -13195,7 +13209,7 @@
           <w:sz w:val="24"/>
           <w:szCs w:val="24"/>
         </w:rPr>
-        <w:t xml:space="preserve">Each test case has a unique Test ID (TC-xx) and is mapped to the requirements it verifies. The same mapping is summarised in Appendix A.</w:t>
+        <w:t xml:space="preserve">Each test case has a unique Test ID (TC-xx) and is mapped to the requirements it verifies. The same mapping is summarised in Appendix A. All test cases are recorded as Not Run until they are executed and evidence is saved; test cases for requirements marked Future work cannot be executed in this version.</w:t>
       </w:r>
     </w:p>
     <w:tbl>
@@ -15358,7 +15372,7 @@
           <w:sz w:val="24"/>
           <w:szCs w:val="24"/>
         </w:rPr>
-        <w:t xml:space="preserve">The project is considered accepted when all High-priority functional requirements (SRS-01, 03, 05, 07, 09, 10, 12, 14, 15, 19, 21, 24) are demonstrated through their test cases (TC-01, 03, 04, 05, 06, 07, 09, 11) and the key non-functional targets are met (TC-13, TC-14).</w:t>
+        <w:t xml:space="preserve">For this prototype version, acceptance is limited to the requirements marked Implemented or Partial in Section 4 (SRS-01, 03, 05, 07, 10, 13, 14, 19, 22, 27), demonstrated through their test cases with recorded evidence. Requirements marked Future work are excluded from acceptance of this version.</w:t>
       </w:r>
     </w:p>
     <w:p>
